--- a/实验2.docx
+++ b/实验2.docx
@@ -23,7 +23,7 @@
           <w:szCs w:val="36"/>
           <w:lang w:val="en-US" w:eastAsia="zh-CN"/>
         </w:rPr>
-        <w:t>实验报告1</w:t>
+        <w:t>实验报告2</w:t>
       </w:r>
     </w:p>
     <w:p>
@@ -40,6 +40,8 @@
           <w:lang w:val="en-US" w:eastAsia="zh-CN"/>
         </w:rPr>
       </w:pPr>
+      <w:bookmarkStart w:id="0" w:name="_GoBack"/>
+      <w:bookmarkEnd w:id="0"/>
       <w:r>
         <w:rPr>
           <w:rFonts w:hint="eastAsia" w:ascii="宋体" w:hAnsi="宋体" w:eastAsia="宋体" w:cs="宋体"/>
@@ -53,6 +55,7 @@
     <w:p>
       <w:pPr>
         <w:numPr>
+          <w:ilvl w:val="0"/>
           <w:numId w:val="0"/>
         </w:numPr>
         <w:rPr>
@@ -118,167 +121,312 @@
           <w:szCs w:val="28"/>
           <w:lang w:val="en-US" w:eastAsia="zh-CN"/>
         </w:rPr>
-        <w:t>我选择路径查询，还原非法资金的洗白链路，实际意义分为 4 点：</w:t>
-      </w:r>
-    </w:p>
-    <w:p>
-      <w:pPr>
-        <w:keepNext w:val="0"/>
-        <w:keepLines w:val="0"/>
-        <w:pageBreakBefore w:val="0"/>
-        <w:widowControl w:val="0"/>
-        <w:numPr>
-          <w:ilvl w:val="0"/>
-          <w:numId w:val="0"/>
-        </w:numPr>
-        <w:kinsoku/>
-        <w:wordWrap/>
-        <w:overflowPunct/>
-        <w:topLinePunct w:val="0"/>
-        <w:autoSpaceDE/>
-        <w:autoSpaceDN/>
-        <w:bidi w:val="0"/>
-        <w:adjustRightInd/>
-        <w:snapToGrid/>
-        <w:ind w:firstLine="560" w:firstLineChars="200"/>
-        <w:textAlignment w:val="auto"/>
-        <w:rPr>
-          <w:rFonts w:hint="eastAsia" w:ascii="宋体" w:hAnsi="宋体" w:eastAsia="宋体" w:cs="宋体"/>
-          <w:sz w:val="28"/>
-          <w:szCs w:val="28"/>
-          <w:lang w:val="en-US" w:eastAsia="zh-CN"/>
-        </w:rPr>
-      </w:pPr>
-      <w:r>
-        <w:rPr>
-          <w:rFonts w:hint="eastAsia" w:ascii="宋体" w:hAnsi="宋体" w:eastAsia="宋体" w:cs="宋体"/>
-          <w:sz w:val="28"/>
-          <w:szCs w:val="28"/>
-          <w:lang w:val="en-US" w:eastAsia="zh-CN"/>
-        </w:rPr>
-        <w:t>1.识别洗钱分层洗白模式 黑产不会直接用非法交易资金，会通过多笔中转交易拆分、转移资金，把赃款逐步混入正常合法交易，完成 “洗白”。2 跳路径刚好覆盖「非法源头→中转过渡→最终沉淀」三层资金链路，精准捕捉典型洗钱操作。</w:t>
-      </w:r>
-    </w:p>
-    <w:p>
-      <w:pPr>
-        <w:keepNext w:val="0"/>
-        <w:keepLines w:val="0"/>
-        <w:pageBreakBefore w:val="0"/>
-        <w:widowControl w:val="0"/>
-        <w:numPr>
-          <w:ilvl w:val="0"/>
-          <w:numId w:val="0"/>
-        </w:numPr>
-        <w:kinsoku/>
-        <w:wordWrap/>
-        <w:overflowPunct/>
-        <w:topLinePunct w:val="0"/>
-        <w:autoSpaceDE/>
-        <w:autoSpaceDN/>
-        <w:bidi w:val="0"/>
-        <w:adjustRightInd/>
-        <w:snapToGrid/>
-        <w:ind w:firstLine="560" w:firstLineChars="200"/>
-        <w:textAlignment w:val="auto"/>
-        <w:rPr>
-          <w:rFonts w:hint="eastAsia" w:ascii="宋体" w:hAnsi="宋体" w:eastAsia="宋体" w:cs="宋体"/>
-          <w:sz w:val="28"/>
-          <w:szCs w:val="28"/>
-          <w:lang w:val="en-US" w:eastAsia="zh-CN"/>
-        </w:rPr>
-      </w:pPr>
-      <w:r>
-        <w:rPr>
-          <w:rFonts w:hint="eastAsia" w:ascii="宋体" w:hAnsi="宋体" w:eastAsia="宋体" w:cs="宋体"/>
-          <w:sz w:val="28"/>
-          <w:szCs w:val="28"/>
-          <w:lang w:val="en-US" w:eastAsia="zh-CN"/>
-        </w:rPr>
-        <w:t>2.定位风险中转节点 中转交易分为两类：class=unknown（未标注可疑中转）、class=2（正常交易账户）。前者是潜在黑产中间池，后者是赃款洗白的最终出口，是风控重点拦截对象。</w:t>
-      </w:r>
-    </w:p>
-    <w:p>
-      <w:pPr>
-        <w:keepNext w:val="0"/>
-        <w:keepLines w:val="0"/>
-        <w:pageBreakBefore w:val="0"/>
-        <w:widowControl w:val="0"/>
-        <w:numPr>
-          <w:ilvl w:val="0"/>
-          <w:numId w:val="0"/>
-        </w:numPr>
-        <w:kinsoku/>
-        <w:wordWrap/>
-        <w:overflowPunct/>
-        <w:topLinePunct w:val="0"/>
-        <w:autoSpaceDE/>
-        <w:autoSpaceDN/>
-        <w:bidi w:val="0"/>
-        <w:adjustRightInd/>
-        <w:snapToGrid/>
-        <w:ind w:firstLine="560" w:firstLineChars="200"/>
-        <w:textAlignment w:val="auto"/>
-        <w:rPr>
-          <w:rFonts w:hint="eastAsia" w:ascii="宋体" w:hAnsi="宋体" w:eastAsia="宋体" w:cs="宋体"/>
-          <w:sz w:val="28"/>
-          <w:szCs w:val="28"/>
-          <w:lang w:val="en-US" w:eastAsia="zh-CN"/>
-        </w:rPr>
-      </w:pPr>
-      <w:r>
-        <w:rPr>
-          <w:rFonts w:hint="eastAsia" w:ascii="宋体" w:hAnsi="宋体" w:eastAsia="宋体" w:cs="宋体"/>
-          <w:sz w:val="28"/>
-          <w:szCs w:val="28"/>
-          <w:lang w:val="en-US" w:eastAsia="zh-CN"/>
-        </w:rPr>
-        <w:t>3.团伙资金网络刻画 多条链路共享同一笔中转 / 二级交易时，说明多笔非法资金汇入同一个账户，代表存在协同作案的欺诈团伙，可批量标记高风险账户。</w:t>
-      </w:r>
-    </w:p>
-    <w:p>
-      <w:pPr>
-        <w:keepNext w:val="0"/>
-        <w:keepLines w:val="0"/>
-        <w:pageBreakBefore w:val="0"/>
-        <w:widowControl w:val="0"/>
-        <w:numPr>
-          <w:ilvl w:val="0"/>
-          <w:numId w:val="0"/>
-        </w:numPr>
-        <w:kinsoku/>
-        <w:wordWrap/>
-        <w:overflowPunct/>
-        <w:topLinePunct w:val="0"/>
-        <w:autoSpaceDE/>
-        <w:autoSpaceDN/>
-        <w:bidi w:val="0"/>
-        <w:adjustRightInd/>
-        <w:snapToGrid/>
-        <w:ind w:firstLine="560" w:firstLineChars="200"/>
-        <w:textAlignment w:val="auto"/>
-        <w:rPr>
-          <w:rFonts w:hint="eastAsia" w:ascii="宋体" w:hAnsi="宋体" w:eastAsia="宋体" w:cs="宋体"/>
-          <w:sz w:val="28"/>
-          <w:szCs w:val="28"/>
-          <w:lang w:val="en-US" w:eastAsia="zh-CN"/>
-        </w:rPr>
-      </w:pPr>
-      <w:r>
-        <w:rPr>
-          <w:rFonts w:hint="eastAsia" w:ascii="宋体" w:hAnsi="宋体" w:eastAsia="宋体" w:cs="宋体"/>
-          <w:sz w:val="28"/>
-          <w:szCs w:val="28"/>
-          <w:lang w:val="en-US" w:eastAsia="zh-CN"/>
-        </w:rPr>
-        <w:t>4.风控处置提供依据 表格里每一行都是一条完整赃款流转线索，可直接对链路里的中转、终点交易做风控标记、冻结、重点监控，阻断非法资金流通。</w:t>
-      </w:r>
-    </w:p>
-    <w:p>
-      <w:pPr>
-        <w:rPr>
-          <w:rFonts w:hint="eastAsia"/>
-        </w:rPr>
-      </w:pPr>
+        <w:t>结合本次区块链交易数据集，利用带条件的图遍历算法，挖掘异常交易及其关联链路，识别风险交易团伙与资金中转路径。</w:t>
+      </w:r>
+    </w:p>
+    <w:p>
+      <w:pPr>
+        <w:keepNext w:val="0"/>
+        <w:keepLines w:val="0"/>
+        <w:pageBreakBefore w:val="0"/>
+        <w:widowControl w:val="0"/>
+        <w:numPr>
+          <w:ilvl w:val="0"/>
+          <w:numId w:val="0"/>
+        </w:numPr>
+        <w:kinsoku/>
+        <w:wordWrap/>
+        <w:overflowPunct/>
+        <w:topLinePunct w:val="0"/>
+        <w:autoSpaceDE/>
+        <w:autoSpaceDN/>
+        <w:bidi w:val="0"/>
+        <w:adjustRightInd/>
+        <w:snapToGrid/>
+        <w:ind w:firstLine="560" w:firstLineChars="200"/>
+        <w:textAlignment w:val="auto"/>
+        <w:rPr>
+          <w:rFonts w:hint="eastAsia" w:ascii="宋体" w:hAnsi="宋体" w:eastAsia="宋体" w:cs="宋体"/>
+          <w:sz w:val="28"/>
+          <w:szCs w:val="28"/>
+          <w:lang w:val="en-US" w:eastAsia="zh-CN"/>
+        </w:rPr>
+      </w:pPr>
+      <w:r>
+        <w:rPr>
+          <w:rFonts w:hint="eastAsia" w:ascii="宋体" w:hAnsi="宋体" w:eastAsia="宋体" w:cs="宋体"/>
+          <w:sz w:val="28"/>
+          <w:szCs w:val="28"/>
+          <w:lang w:val="en-US" w:eastAsia="zh-CN"/>
+        </w:rPr>
+        <w:t>数据集说明：</w:t>
+      </w:r>
+    </w:p>
+    <w:p>
+      <w:pPr>
+        <w:keepNext w:val="0"/>
+        <w:keepLines w:val="0"/>
+        <w:pageBreakBefore w:val="0"/>
+        <w:widowControl w:val="0"/>
+        <w:numPr>
+          <w:ilvl w:val="0"/>
+          <w:numId w:val="0"/>
+        </w:numPr>
+        <w:kinsoku/>
+        <w:wordWrap/>
+        <w:overflowPunct/>
+        <w:topLinePunct w:val="0"/>
+        <w:autoSpaceDE/>
+        <w:autoSpaceDN/>
+        <w:bidi w:val="0"/>
+        <w:adjustRightInd/>
+        <w:snapToGrid/>
+        <w:ind w:firstLine="420" w:firstLineChars="200"/>
+        <w:textAlignment w:val="auto"/>
+        <w:rPr>
+          <w:rFonts w:hint="eastAsia" w:ascii="宋体" w:hAnsi="宋体" w:eastAsia="宋体" w:cs="宋体"/>
+          <w:sz w:val="21"/>
+          <w:szCs w:val="21"/>
+          <w:lang w:val="en-US" w:eastAsia="zh-CN"/>
+        </w:rPr>
+      </w:pPr>
+      <w:r>
+        <w:rPr>
+          <w:rFonts w:hint="eastAsia" w:ascii="宋体" w:hAnsi="宋体" w:eastAsia="宋体" w:cs="宋体"/>
+          <w:sz w:val="21"/>
+          <w:szCs w:val="21"/>
+          <w:lang w:val="en-US" w:eastAsia="zh-CN"/>
+        </w:rPr>
+        <w:t>节点tx：代表单笔区块链交易，包含属性id（交易唯一编号）、class（交易类型）；</w:t>
+      </w:r>
+    </w:p>
+    <w:p>
+      <w:pPr>
+        <w:keepNext w:val="0"/>
+        <w:keepLines w:val="0"/>
+        <w:pageBreakBefore w:val="0"/>
+        <w:widowControl w:val="0"/>
+        <w:numPr>
+          <w:ilvl w:val="0"/>
+          <w:numId w:val="0"/>
+        </w:numPr>
+        <w:kinsoku/>
+        <w:wordWrap/>
+        <w:overflowPunct/>
+        <w:topLinePunct w:val="0"/>
+        <w:autoSpaceDE/>
+        <w:autoSpaceDN/>
+        <w:bidi w:val="0"/>
+        <w:adjustRightInd/>
+        <w:snapToGrid/>
+        <w:ind w:firstLine="420" w:firstLineChars="200"/>
+        <w:textAlignment w:val="auto"/>
+        <w:rPr>
+          <w:rFonts w:hint="eastAsia" w:ascii="宋体" w:hAnsi="宋体" w:eastAsia="宋体" w:cs="宋体"/>
+          <w:sz w:val="21"/>
+          <w:szCs w:val="21"/>
+          <w:lang w:val="en-US" w:eastAsia="zh-CN"/>
+        </w:rPr>
+      </w:pPr>
+      <w:r>
+        <w:rPr>
+          <w:rFonts w:hint="eastAsia" w:ascii="宋体" w:hAnsi="宋体" w:eastAsia="宋体" w:cs="宋体"/>
+          <w:sz w:val="21"/>
+          <w:szCs w:val="21"/>
+          <w:lang w:val="en-US" w:eastAsia="zh-CN"/>
+        </w:rPr>
+        <w:t>边edge：有向边，代表两笔交易间的资金流转关系；</w:t>
+      </w:r>
+    </w:p>
+    <w:p>
+      <w:pPr>
+        <w:keepNext w:val="0"/>
+        <w:keepLines w:val="0"/>
+        <w:pageBreakBefore w:val="0"/>
+        <w:widowControl w:val="0"/>
+        <w:numPr>
+          <w:ilvl w:val="0"/>
+          <w:numId w:val="0"/>
+        </w:numPr>
+        <w:kinsoku/>
+        <w:wordWrap/>
+        <w:overflowPunct/>
+        <w:topLinePunct w:val="0"/>
+        <w:autoSpaceDE/>
+        <w:autoSpaceDN/>
+        <w:bidi w:val="0"/>
+        <w:adjustRightInd/>
+        <w:snapToGrid/>
+        <w:ind w:firstLine="420" w:firstLineChars="200"/>
+        <w:textAlignment w:val="auto"/>
+        <w:rPr>
+          <w:rFonts w:hint="eastAsia" w:ascii="宋体" w:hAnsi="宋体" w:eastAsia="宋体" w:cs="宋体"/>
+          <w:sz w:val="21"/>
+          <w:szCs w:val="21"/>
+          <w:lang w:val="en-US" w:eastAsia="zh-CN"/>
+        </w:rPr>
+      </w:pPr>
+      <w:r>
+        <w:rPr>
+          <w:rFonts w:hint="eastAsia" w:ascii="宋体" w:hAnsi="宋体" w:eastAsia="宋体" w:cs="宋体"/>
+          <w:sz w:val="21"/>
+          <w:szCs w:val="21"/>
+          <w:lang w:val="en-US" w:eastAsia="zh-CN"/>
+        </w:rPr>
+        <w:t>分类规则：class=1为异常 / 非法交易，class=2为正常交易，其余为未标注交易。</w:t>
+      </w:r>
+    </w:p>
+    <w:p>
+      <w:pPr>
+        <w:keepNext w:val="0"/>
+        <w:keepLines w:val="0"/>
+        <w:pageBreakBefore w:val="0"/>
+        <w:widowControl w:val="0"/>
+        <w:numPr>
+          <w:ilvl w:val="0"/>
+          <w:numId w:val="0"/>
+        </w:numPr>
+        <w:kinsoku/>
+        <w:wordWrap/>
+        <w:overflowPunct/>
+        <w:topLinePunct w:val="0"/>
+        <w:autoSpaceDE/>
+        <w:autoSpaceDN/>
+        <w:bidi w:val="0"/>
+        <w:adjustRightInd/>
+        <w:snapToGrid/>
+        <w:ind w:firstLine="560" w:firstLineChars="200"/>
+        <w:textAlignment w:val="auto"/>
+        <w:rPr>
+          <w:rFonts w:hint="eastAsia" w:ascii="宋体" w:hAnsi="宋体" w:eastAsia="宋体" w:cs="宋体"/>
+          <w:sz w:val="28"/>
+          <w:szCs w:val="28"/>
+          <w:lang w:val="en-US" w:eastAsia="zh-CN"/>
+        </w:rPr>
+      </w:pPr>
+      <w:r>
+        <w:rPr>
+          <w:rFonts w:hint="eastAsia" w:ascii="宋体" w:hAnsi="宋体" w:eastAsia="宋体" w:cs="宋体"/>
+          <w:sz w:val="28"/>
+          <w:szCs w:val="28"/>
+          <w:lang w:val="en-US" w:eastAsia="zh-CN"/>
+        </w:rPr>
+        <w:t>2. 问题实际意义</w:t>
+      </w:r>
+    </w:p>
+    <w:p>
+      <w:pPr>
+        <w:keepNext w:val="0"/>
+        <w:keepLines w:val="0"/>
+        <w:pageBreakBefore w:val="0"/>
+        <w:widowControl w:val="0"/>
+        <w:numPr>
+          <w:ilvl w:val="0"/>
+          <w:numId w:val="0"/>
+        </w:numPr>
+        <w:kinsoku/>
+        <w:wordWrap/>
+        <w:overflowPunct/>
+        <w:topLinePunct w:val="0"/>
+        <w:autoSpaceDE/>
+        <w:autoSpaceDN/>
+        <w:bidi w:val="0"/>
+        <w:adjustRightInd/>
+        <w:snapToGrid/>
+        <w:ind w:firstLine="560" w:firstLineChars="200"/>
+        <w:textAlignment w:val="auto"/>
+        <w:rPr>
+          <w:rFonts w:hint="eastAsia" w:ascii="宋体" w:hAnsi="宋体" w:eastAsia="宋体" w:cs="宋体"/>
+          <w:sz w:val="28"/>
+          <w:szCs w:val="28"/>
+          <w:lang w:val="en-US" w:eastAsia="zh-CN"/>
+        </w:rPr>
+      </w:pPr>
+      <w:r>
+        <w:rPr>
+          <w:rFonts w:hint="eastAsia" w:ascii="宋体" w:hAnsi="宋体" w:eastAsia="宋体" w:cs="宋体"/>
+          <w:sz w:val="28"/>
+          <w:szCs w:val="28"/>
+          <w:lang w:val="en-US" w:eastAsia="zh-CN"/>
+        </w:rPr>
+        <w:t>数据体量问题：区块链交易数据规模庞大，全量遍历效率极低，通过属性筛选可直接聚焦风险目标，减少无效查询，提升分析效率。</w:t>
+      </w:r>
+    </w:p>
+    <w:p>
+      <w:pPr>
+        <w:keepNext w:val="0"/>
+        <w:keepLines w:val="0"/>
+        <w:pageBreakBefore w:val="0"/>
+        <w:widowControl w:val="0"/>
+        <w:numPr>
+          <w:ilvl w:val="0"/>
+          <w:numId w:val="0"/>
+        </w:numPr>
+        <w:kinsoku/>
+        <w:wordWrap/>
+        <w:overflowPunct/>
+        <w:topLinePunct w:val="0"/>
+        <w:autoSpaceDE/>
+        <w:autoSpaceDN/>
+        <w:bidi w:val="0"/>
+        <w:adjustRightInd/>
+        <w:snapToGrid/>
+        <w:ind w:firstLine="560" w:firstLineChars="200"/>
+        <w:textAlignment w:val="auto"/>
+        <w:rPr>
+          <w:rFonts w:hint="eastAsia" w:ascii="宋体" w:hAnsi="宋体" w:eastAsia="宋体" w:cs="宋体"/>
+          <w:sz w:val="28"/>
+          <w:szCs w:val="28"/>
+          <w:lang w:val="en-US" w:eastAsia="zh-CN"/>
+        </w:rPr>
+      </w:pPr>
+      <w:r>
+        <w:rPr>
+          <w:rFonts w:hint="eastAsia" w:ascii="宋体" w:hAnsi="宋体" w:eastAsia="宋体" w:cs="宋体"/>
+          <w:sz w:val="28"/>
+          <w:szCs w:val="28"/>
+          <w:lang w:val="en-US" w:eastAsia="zh-CN"/>
+        </w:rPr>
+        <w:t>监管风控场景：非法转账、洗钱等行为不会仅使用单笔交易，往往通过多笔交易中转、拆分资金，还会借用正常交易作为掩护。本实验可定位异常交易集群，找出资金洗白的中转链路。</w:t>
+      </w:r>
+    </w:p>
+    <w:p>
+      <w:pPr>
+        <w:keepNext w:val="0"/>
+        <w:keepLines w:val="0"/>
+        <w:pageBreakBefore w:val="0"/>
+        <w:widowControl w:val="0"/>
+        <w:numPr>
+          <w:ilvl w:val="0"/>
+          <w:numId w:val="0"/>
+        </w:numPr>
+        <w:kinsoku/>
+        <w:wordWrap/>
+        <w:overflowPunct/>
+        <w:topLinePunct w:val="0"/>
+        <w:autoSpaceDE/>
+        <w:autoSpaceDN/>
+        <w:bidi w:val="0"/>
+        <w:adjustRightInd/>
+        <w:snapToGrid/>
+        <w:ind w:firstLine="560" w:firstLineChars="200"/>
+        <w:textAlignment w:val="auto"/>
+        <w:rPr>
+          <w:rFonts w:hint="eastAsia" w:ascii="宋体" w:hAnsi="宋体" w:eastAsia="宋体" w:cs="宋体"/>
+          <w:sz w:val="28"/>
+          <w:szCs w:val="28"/>
+          <w:lang w:val="en-US" w:eastAsia="zh-CN"/>
+        </w:rPr>
+      </w:pPr>
+      <w:r>
+        <w:rPr>
+          <w:rFonts w:hint="eastAsia" w:ascii="宋体" w:hAnsi="宋体" w:eastAsia="宋体" w:cs="宋体"/>
+          <w:sz w:val="28"/>
+          <w:szCs w:val="28"/>
+          <w:lang w:val="en-US" w:eastAsia="zh-CN"/>
+        </w:rPr>
+        <w:t>风险识别与预警：区分孤立异常交易和抱团风险团伙，同时对与异常交易深度关联的未标注交易进行风险标记，为区块链交易监管、金融反洗钱提供技术支撑。</w:t>
+      </w:r>
     </w:p>
     <w:p>
       <w:pPr>
@@ -309,124 +457,373 @@
         <w:widowControl w:val="0"/>
         <w:numPr>
           <w:ilvl w:val="0"/>
-          <w:numId w:val="0"/>
-        </w:numPr>
-        <w:kinsoku/>
-        <w:wordWrap/>
-        <w:overflowPunct/>
-        <w:topLinePunct w:val="0"/>
-        <w:autoSpaceDE/>
-        <w:autoSpaceDN/>
-        <w:bidi w:val="0"/>
-        <w:adjustRightInd/>
-        <w:snapToGrid/>
-        <w:ind w:firstLine="560" w:firstLineChars="200"/>
-        <w:textAlignment w:val="auto"/>
-        <w:rPr>
-          <w:rFonts w:hint="eastAsia" w:ascii="宋体" w:hAnsi="宋体" w:eastAsia="宋体" w:cs="宋体"/>
-          <w:sz w:val="28"/>
-          <w:szCs w:val="28"/>
-          <w:lang w:val="en-US" w:eastAsia="zh-CN"/>
-        </w:rPr>
-      </w:pPr>
-      <w:r>
-        <w:rPr>
-          <w:rFonts w:hint="eastAsia" w:ascii="宋体" w:hAnsi="宋体" w:eastAsia="宋体" w:cs="宋体"/>
-          <w:sz w:val="28"/>
-          <w:szCs w:val="28"/>
-          <w:lang w:val="en-US" w:eastAsia="zh-CN"/>
-        </w:rPr>
-        <w:t xml:space="preserve">追踪非法交易（class=1）的2跳内资金流出路径 </w:t>
-      </w:r>
-    </w:p>
-    <w:p>
-      <w:pPr>
-        <w:keepNext w:val="0"/>
-        <w:keepLines w:val="0"/>
-        <w:pageBreakBefore w:val="0"/>
-        <w:widowControl w:val="0"/>
-        <w:numPr>
-          <w:ilvl w:val="0"/>
-          <w:numId w:val="0"/>
-        </w:numPr>
-        <w:kinsoku/>
-        <w:wordWrap/>
-        <w:overflowPunct/>
-        <w:topLinePunct w:val="0"/>
-        <w:autoSpaceDE/>
-        <w:autoSpaceDN/>
-        <w:bidi w:val="0"/>
-        <w:adjustRightInd/>
-        <w:snapToGrid/>
-        <w:ind w:firstLine="560" w:firstLineChars="200"/>
-        <w:textAlignment w:val="auto"/>
-        <w:rPr>
-          <w:rFonts w:hint="eastAsia" w:ascii="宋体" w:hAnsi="宋体" w:eastAsia="宋体" w:cs="宋体"/>
-          <w:sz w:val="28"/>
-          <w:szCs w:val="28"/>
-          <w:lang w:val="en-US" w:eastAsia="zh-CN"/>
-        </w:rPr>
-      </w:pPr>
-      <w:r>
-        <w:rPr>
-          <w:rFonts w:hint="eastAsia" w:ascii="宋体" w:hAnsi="宋体" w:eastAsia="宋体" w:cs="宋体"/>
-          <w:sz w:val="28"/>
-          <w:szCs w:val="28"/>
-          <w:lang w:val="en-US" w:eastAsia="zh-CN"/>
-        </w:rPr>
-        <w:t>匹配规则：以非法交易（class=1）为起点，匹配连续2条资金流向边，形成固定链路：非法交易illegal → 一级中转t1 → 二级终点t2 。</w:t>
-      </w:r>
-    </w:p>
-    <w:p>
-      <w:pPr>
-        <w:keepNext w:val="0"/>
-        <w:keepLines w:val="0"/>
-        <w:pageBreakBefore w:val="0"/>
-        <w:widowControl w:val="0"/>
-        <w:numPr>
-          <w:ilvl w:val="0"/>
-          <w:numId w:val="0"/>
-        </w:numPr>
-        <w:kinsoku/>
-        <w:wordWrap/>
-        <w:overflowPunct/>
-        <w:topLinePunct w:val="0"/>
-        <w:autoSpaceDE/>
-        <w:autoSpaceDN/>
-        <w:bidi w:val="0"/>
-        <w:adjustRightInd/>
-        <w:snapToGrid/>
-        <w:ind w:firstLine="560" w:firstLineChars="200"/>
-        <w:textAlignment w:val="auto"/>
-        <w:rPr>
-          <w:rFonts w:hint="eastAsia" w:ascii="宋体" w:hAnsi="宋体" w:eastAsia="宋体" w:cs="宋体"/>
-          <w:sz w:val="28"/>
-          <w:szCs w:val="28"/>
-          <w:lang w:val="en-US" w:eastAsia="zh-CN"/>
-        </w:rPr>
-      </w:pPr>
-      <w:r>
-        <w:rPr>
-          <w:rFonts w:hint="eastAsia" w:ascii="宋体" w:hAnsi="宋体" w:eastAsia="宋体" w:cs="宋体"/>
-          <w:sz w:val="28"/>
-          <w:szCs w:val="28"/>
-          <w:lang w:val="en-US" w:eastAsia="zh-CN"/>
-        </w:rPr>
-        <w:t>边 BtcTxFlow：有向资金流转，代表前一笔交易的资金流入后一笔交易。</w:t>
-      </w:r>
-    </w:p>
-    <w:p>
-      <w:pPr>
-        <w:numPr>
-          <w:numId w:val="0"/>
-        </w:numPr>
-        <w:ind w:left="120" w:leftChars="0"/>
+          <w:numId w:val="2"/>
+        </w:numPr>
+        <w:kinsoku/>
+        <w:wordWrap/>
+        <w:overflowPunct/>
+        <w:topLinePunct w:val="0"/>
+        <w:autoSpaceDE/>
+        <w:autoSpaceDN/>
+        <w:bidi w:val="0"/>
+        <w:adjustRightInd/>
+        <w:snapToGrid/>
+        <w:ind w:firstLine="562" w:firstLineChars="200"/>
+        <w:textAlignment w:val="auto"/>
+        <w:rPr>
+          <w:rFonts w:hint="eastAsia" w:ascii="宋体" w:hAnsi="宋体" w:eastAsia="宋体" w:cs="宋体"/>
+          <w:b/>
+          <w:bCs/>
+          <w:sz w:val="28"/>
+          <w:szCs w:val="28"/>
+          <w:lang w:val="en-US" w:eastAsia="zh-CN"/>
+        </w:rPr>
+      </w:pPr>
+      <w:r>
+        <w:rPr>
+          <w:rFonts w:hint="eastAsia" w:ascii="宋体" w:hAnsi="宋体" w:eastAsia="宋体" w:cs="宋体"/>
+          <w:b/>
+          <w:bCs/>
+          <w:sz w:val="28"/>
+          <w:szCs w:val="28"/>
+          <w:lang w:val="en-US" w:eastAsia="zh-CN"/>
+        </w:rPr>
+        <w:t>实验原理</w:t>
+      </w:r>
+    </w:p>
+    <w:p>
+      <w:pPr>
+        <w:keepNext w:val="0"/>
+        <w:keepLines w:val="0"/>
+        <w:pageBreakBefore w:val="0"/>
+        <w:widowControl w:val="0"/>
+        <w:numPr>
+          <w:ilvl w:val="0"/>
+          <w:numId w:val="0"/>
+        </w:numPr>
+        <w:kinsoku/>
+        <w:wordWrap/>
+        <w:overflowPunct/>
+        <w:topLinePunct w:val="0"/>
+        <w:autoSpaceDE/>
+        <w:autoSpaceDN/>
+        <w:bidi w:val="0"/>
+        <w:adjustRightInd/>
+        <w:snapToGrid/>
+        <w:ind w:firstLine="560" w:firstLineChars="200"/>
+        <w:textAlignment w:val="auto"/>
+        <w:rPr>
+          <w:rFonts w:hint="eastAsia" w:ascii="宋体" w:hAnsi="宋体" w:eastAsia="宋体" w:cs="宋体"/>
+          <w:sz w:val="28"/>
+          <w:szCs w:val="28"/>
+          <w:lang w:val="en-US" w:eastAsia="zh-CN"/>
+        </w:rPr>
+      </w:pPr>
+      <w:r>
+        <w:rPr>
+          <w:rFonts w:hint="eastAsia" w:ascii="宋体" w:hAnsi="宋体" w:eastAsia="宋体" w:cs="宋体"/>
+          <w:sz w:val="28"/>
+          <w:szCs w:val="28"/>
+          <w:lang w:val="en-US" w:eastAsia="zh-CN"/>
+        </w:rPr>
+        <w:t>条件筛选图遍历=基础图遍历+节点属性过滤。</w:t>
+      </w:r>
+    </w:p>
+    <w:p>
+      <w:pPr>
+        <w:keepNext w:val="0"/>
+        <w:keepLines w:val="0"/>
+        <w:pageBreakBefore w:val="0"/>
+        <w:widowControl w:val="0"/>
+        <w:numPr>
+          <w:ilvl w:val="0"/>
+          <w:numId w:val="0"/>
+        </w:numPr>
+        <w:kinsoku/>
+        <w:wordWrap/>
+        <w:overflowPunct/>
+        <w:topLinePunct w:val="0"/>
+        <w:autoSpaceDE/>
+        <w:autoSpaceDN/>
+        <w:bidi w:val="0"/>
+        <w:adjustRightInd/>
+        <w:snapToGrid/>
+        <w:ind w:firstLine="560" w:firstLineChars="200"/>
+        <w:textAlignment w:val="auto"/>
+        <w:rPr>
+          <w:rFonts w:hint="eastAsia" w:ascii="宋体" w:hAnsi="宋体" w:eastAsia="宋体" w:cs="宋体"/>
+          <w:sz w:val="28"/>
+          <w:szCs w:val="28"/>
+          <w:lang w:val="en-US" w:eastAsia="zh-CN"/>
+        </w:rPr>
+      </w:pPr>
+      <w:r>
+        <w:rPr>
+          <w:rFonts w:hint="eastAsia" w:ascii="宋体" w:hAnsi="宋体" w:eastAsia="宋体" w:cs="宋体"/>
+          <w:sz w:val="28"/>
+          <w:szCs w:val="28"/>
+          <w:lang w:val="en-US" w:eastAsia="zh-CN"/>
+        </w:rPr>
+        <w:t xml:space="preserve">基础图遍历：以指定节点为起点，沿着关系边访问相邻节点，追踪资金流转链路； </w:t>
+      </w:r>
+    </w:p>
+    <w:p>
+      <w:pPr>
+        <w:keepNext w:val="0"/>
+        <w:keepLines w:val="0"/>
+        <w:pageBreakBefore w:val="0"/>
+        <w:widowControl w:val="0"/>
+        <w:numPr>
+          <w:ilvl w:val="0"/>
+          <w:numId w:val="0"/>
+        </w:numPr>
+        <w:kinsoku/>
+        <w:wordWrap/>
+        <w:overflowPunct/>
+        <w:topLinePunct w:val="0"/>
+        <w:autoSpaceDE/>
+        <w:autoSpaceDN/>
+        <w:bidi w:val="0"/>
+        <w:adjustRightInd/>
+        <w:snapToGrid/>
+        <w:ind w:firstLine="560" w:firstLineChars="200"/>
+        <w:textAlignment w:val="auto"/>
+        <w:rPr>
+          <w:rFonts w:hint="eastAsia" w:ascii="宋体" w:hAnsi="宋体" w:eastAsia="宋体" w:cs="宋体"/>
+          <w:sz w:val="28"/>
+          <w:szCs w:val="28"/>
+          <w:lang w:val="en-US" w:eastAsia="zh-CN"/>
+        </w:rPr>
+      </w:pPr>
+      <w:r>
+        <w:rPr>
+          <w:rFonts w:hint="eastAsia" w:ascii="宋体" w:hAnsi="宋体" w:eastAsia="宋体" w:cs="宋体"/>
+          <w:sz w:val="28"/>
+          <w:szCs w:val="28"/>
+          <w:lang w:val="en-US" w:eastAsia="zh-CN"/>
+        </w:rPr>
+        <w:t xml:space="preserve">条件筛选：在遍历过程中增加class属性判断，仅对异常交易及目标关联节点进行遍历，过滤海量正常交易数据； </w:t>
+      </w:r>
+    </w:p>
+    <w:p>
+      <w:pPr>
+        <w:keepNext w:val="0"/>
+        <w:keepLines w:val="0"/>
+        <w:pageBreakBefore w:val="0"/>
+        <w:widowControl w:val="0"/>
+        <w:numPr>
+          <w:ilvl w:val="0"/>
+          <w:numId w:val="0"/>
+        </w:numPr>
+        <w:kinsoku/>
+        <w:wordWrap/>
+        <w:overflowPunct/>
+        <w:topLinePunct w:val="0"/>
+        <w:autoSpaceDE/>
+        <w:autoSpaceDN/>
+        <w:bidi w:val="0"/>
+        <w:adjustRightInd/>
+        <w:snapToGrid/>
+        <w:ind w:firstLine="560" w:firstLineChars="200"/>
+        <w:textAlignment w:val="auto"/>
+        <w:rPr>
+          <w:rFonts w:hint="eastAsia" w:ascii="宋体" w:hAnsi="宋体" w:eastAsia="宋体" w:cs="宋体"/>
+          <w:sz w:val="28"/>
+          <w:szCs w:val="28"/>
+          <w:lang w:val="en-US" w:eastAsia="zh-CN"/>
+        </w:rPr>
+      </w:pPr>
+      <w:r>
+        <w:rPr>
+          <w:rFonts w:hint="eastAsia" w:ascii="宋体" w:hAnsi="宋体" w:eastAsia="宋体" w:cs="宋体"/>
+          <w:sz w:val="28"/>
+          <w:szCs w:val="28"/>
+          <w:lang w:val="en-US" w:eastAsia="zh-CN"/>
+        </w:rPr>
+        <w:t>本实验分为两层遍历逻辑：</w:t>
+      </w:r>
+    </w:p>
+    <w:p>
+      <w:pPr>
+        <w:keepNext w:val="0"/>
+        <w:keepLines w:val="0"/>
+        <w:pageBreakBefore w:val="0"/>
+        <w:widowControl w:val="0"/>
+        <w:numPr>
+          <w:ilvl w:val="0"/>
+          <w:numId w:val="0"/>
+        </w:numPr>
+        <w:kinsoku/>
+        <w:wordWrap/>
+        <w:overflowPunct/>
+        <w:topLinePunct w:val="0"/>
+        <w:autoSpaceDE/>
+        <w:autoSpaceDN/>
+        <w:bidi w:val="0"/>
+        <w:adjustRightInd/>
+        <w:snapToGrid/>
+        <w:ind w:firstLine="560" w:firstLineChars="200"/>
+        <w:textAlignment w:val="auto"/>
+        <w:rPr>
+          <w:rFonts w:hint="eastAsia" w:ascii="宋体" w:hAnsi="宋体" w:eastAsia="宋体" w:cs="宋体"/>
+          <w:sz w:val="28"/>
+          <w:szCs w:val="28"/>
+          <w:lang w:val="en-US" w:eastAsia="zh-CN"/>
+        </w:rPr>
+      </w:pPr>
+      <w:r>
+        <w:rPr>
+          <w:rFonts w:hint="eastAsia" w:ascii="宋体" w:hAnsi="宋体" w:eastAsia="宋体" w:cs="宋体"/>
+          <w:sz w:val="28"/>
+          <w:szCs w:val="28"/>
+          <w:lang w:val="en-US" w:eastAsia="zh-CN"/>
+        </w:rPr>
+        <w:t xml:space="preserve">第一层：遍历所有异常交易的直接关联节点，搭建风险网络雏形； </w:t>
+      </w:r>
+    </w:p>
+    <w:p>
+      <w:pPr>
+        <w:keepNext w:val="0"/>
+        <w:keepLines w:val="0"/>
+        <w:pageBreakBefore w:val="0"/>
+        <w:widowControl w:val="0"/>
+        <w:numPr>
+          <w:ilvl w:val="0"/>
+          <w:numId w:val="0"/>
+        </w:numPr>
+        <w:kinsoku/>
+        <w:wordWrap/>
+        <w:overflowPunct/>
+        <w:topLinePunct w:val="0"/>
+        <w:autoSpaceDE/>
+        <w:autoSpaceDN/>
+        <w:bidi w:val="0"/>
+        <w:adjustRightInd/>
+        <w:snapToGrid/>
+        <w:ind w:firstLine="560" w:firstLineChars="200"/>
+        <w:textAlignment w:val="auto"/>
+        <w:rPr>
+          <w:rFonts w:hint="eastAsia" w:ascii="宋体" w:hAnsi="宋体" w:eastAsia="宋体" w:cs="宋体"/>
+          <w:sz w:val="28"/>
+          <w:szCs w:val="28"/>
+          <w:lang w:val="en-US" w:eastAsia="zh-CN"/>
+        </w:rPr>
+      </w:pPr>
+      <w:r>
+        <w:rPr>
+          <w:rFonts w:hint="eastAsia" w:ascii="宋体" w:hAnsi="宋体" w:eastAsia="宋体" w:cs="宋体"/>
+          <w:sz w:val="28"/>
+          <w:szCs w:val="28"/>
+          <w:lang w:val="en-US" w:eastAsia="zh-CN"/>
+        </w:rPr>
+        <w:t>第二层：定向查找「正常交易流向异常交易」的中转链路，识别资金洗白路</w:t>
+      </w:r>
+    </w:p>
+    <w:p>
+      <w:pPr>
+        <w:keepNext w:val="0"/>
+        <w:keepLines w:val="0"/>
+        <w:pageBreakBefore w:val="0"/>
+        <w:widowControl w:val="0"/>
+        <w:numPr>
+          <w:ilvl w:val="0"/>
+          <w:numId w:val="2"/>
+        </w:numPr>
+        <w:kinsoku/>
+        <w:wordWrap/>
+        <w:overflowPunct/>
+        <w:topLinePunct w:val="0"/>
+        <w:autoSpaceDE/>
+        <w:autoSpaceDN/>
+        <w:bidi w:val="0"/>
+        <w:adjustRightInd/>
+        <w:snapToGrid/>
+        <w:ind w:firstLine="562" w:firstLineChars="200"/>
+        <w:textAlignment w:val="auto"/>
+        <w:rPr>
+          <w:rFonts w:hint="eastAsia" w:ascii="宋体" w:hAnsi="宋体" w:eastAsia="宋体" w:cs="宋体"/>
+          <w:b/>
+          <w:bCs/>
+          <w:sz w:val="28"/>
+          <w:szCs w:val="28"/>
+          <w:lang w:val="en-US" w:eastAsia="zh-CN"/>
+        </w:rPr>
+      </w:pPr>
+      <w:r>
+        <w:rPr>
+          <w:rFonts w:hint="eastAsia" w:ascii="宋体" w:hAnsi="宋体" w:eastAsia="宋体" w:cs="宋体"/>
+          <w:b/>
+          <w:bCs/>
+          <w:sz w:val="28"/>
+          <w:szCs w:val="28"/>
+          <w:lang w:val="en-US" w:eastAsia="zh-CN"/>
+        </w:rPr>
+        <w:t>实验步骤、代码、结果含义</w:t>
+      </w:r>
+    </w:p>
+    <w:p>
+      <w:pPr>
+        <w:keepNext w:val="0"/>
+        <w:keepLines w:val="0"/>
+        <w:pageBreakBefore w:val="0"/>
+        <w:widowControl w:val="0"/>
+        <w:numPr>
+          <w:ilvl w:val="0"/>
+          <w:numId w:val="0"/>
+        </w:numPr>
+        <w:kinsoku/>
+        <w:wordWrap/>
+        <w:overflowPunct/>
+        <w:topLinePunct w:val="0"/>
+        <w:autoSpaceDE/>
+        <w:autoSpaceDN/>
+        <w:bidi w:val="0"/>
+        <w:adjustRightInd/>
+        <w:snapToGrid/>
+        <w:ind w:firstLine="560" w:firstLineChars="200"/>
+        <w:textAlignment w:val="auto"/>
+        <w:rPr>
+          <w:rFonts w:hint="eastAsia" w:ascii="宋体" w:hAnsi="宋体" w:eastAsia="宋体" w:cs="宋体"/>
+          <w:sz w:val="28"/>
+          <w:szCs w:val="28"/>
+          <w:lang w:val="en-US" w:eastAsia="zh-CN"/>
+        </w:rPr>
+      </w:pPr>
+      <w:r>
+        <w:rPr>
+          <w:rFonts w:hint="eastAsia" w:ascii="宋体" w:hAnsi="宋体" w:eastAsia="宋体" w:cs="宋体"/>
+          <w:sz w:val="28"/>
+          <w:szCs w:val="28"/>
+          <w:lang w:val="en-US" w:eastAsia="zh-CN"/>
+        </w:rPr>
+        <w:t>1.查询异常交易的直接关联交易</w:t>
+      </w:r>
+    </w:p>
+    <w:p>
+      <w:pPr>
+        <w:keepNext w:val="0"/>
+        <w:keepLines w:val="0"/>
+        <w:pageBreakBefore w:val="0"/>
+        <w:widowControl w:val="0"/>
+        <w:numPr>
+          <w:numId w:val="0"/>
+        </w:numPr>
+        <w:kinsoku/>
+        <w:wordWrap/>
+        <w:overflowPunct/>
+        <w:topLinePunct w:val="0"/>
+        <w:autoSpaceDE/>
+        <w:autoSpaceDN/>
+        <w:bidi w:val="0"/>
+        <w:adjustRightInd/>
+        <w:snapToGrid/>
+        <w:textAlignment w:val="auto"/>
       </w:pPr>
       <w:r>
         <w:drawing>
           <wp:inline distT="0" distB="0" distL="114300" distR="114300">
-            <wp:extent cx="5261610" cy="2912110"/>
-            <wp:effectExtent l="0" t="0" r="5715" b="2540"/>
+            <wp:extent cx="5354955" cy="3546475"/>
+            <wp:effectExtent l="0" t="0" r="7620" b="6350"/>
             <wp:docPr id="1" name="图片 1"/>
             <wp:cNvGraphicFramePr>
               <a:graphicFrameLocks xmlns:a="http://schemas.openxmlformats.org/drawingml/2006/main" noChangeAspect="1"/>
@@ -442,6 +839,7 @@
                   </pic:nvPicPr>
                   <pic:blipFill>
                     <a:blip r:embed="rId4"/>
+                    <a:srcRect l="93" r="17901"/>
                     <a:stretch>
                       <a:fillRect/>
                     </a:stretch>
@@ -449,7 +847,7 @@
                   <pic:spPr>
                     <a:xfrm>
                       <a:off x="0" y="0"/>
-                      <a:ext cx="5261610" cy="2912110"/>
+                      <a:ext cx="5354955" cy="3546475"/>
                     </a:xfrm>
                     <a:prstGeom prst="rect">
                       <a:avLst/>
@@ -485,273 +883,353 @@
         <w:bidi w:val="0"/>
         <w:adjustRightInd/>
         <w:snapToGrid/>
-        <w:ind w:firstLine="562" w:firstLineChars="200"/>
-        <w:textAlignment w:val="auto"/>
-        <w:rPr>
-          <w:rFonts w:hint="eastAsia" w:ascii="宋体" w:hAnsi="宋体" w:eastAsia="宋体" w:cs="宋体"/>
-          <w:b/>
-          <w:bCs/>
-          <w:sz w:val="28"/>
-          <w:szCs w:val="28"/>
-          <w:lang w:val="en-US" w:eastAsia="zh-CN"/>
-        </w:rPr>
-      </w:pPr>
-      <w:r>
-        <w:rPr>
-          <w:rFonts w:hint="eastAsia" w:ascii="宋体" w:hAnsi="宋体" w:eastAsia="宋体" w:cs="宋体"/>
-          <w:b/>
-          <w:bCs/>
-          <w:sz w:val="28"/>
-          <w:szCs w:val="28"/>
-          <w:lang w:val="en-US" w:eastAsia="zh-CN"/>
-        </w:rPr>
-        <w:t>典型数据行解读分析（3 类核心洗钱场景）</w:t>
-      </w:r>
-    </w:p>
-    <w:p>
-      <w:pPr>
-        <w:keepNext w:val="0"/>
-        <w:keepLines w:val="0"/>
-        <w:pageBreakBefore w:val="0"/>
-        <w:widowControl w:val="0"/>
-        <w:numPr>
-          <w:ilvl w:val="0"/>
-          <w:numId w:val="0"/>
-        </w:numPr>
-        <w:kinsoku/>
-        <w:wordWrap/>
-        <w:overflowPunct/>
-        <w:topLinePunct w:val="0"/>
-        <w:autoSpaceDE/>
-        <w:autoSpaceDN/>
-        <w:bidi w:val="0"/>
-        <w:adjustRightInd/>
-        <w:snapToGrid/>
-        <w:textAlignment w:val="auto"/>
-        <w:rPr>
-          <w:rFonts w:hint="eastAsia" w:ascii="宋体" w:hAnsi="宋体" w:eastAsia="宋体" w:cs="宋体"/>
-          <w:b/>
-          <w:bCs/>
-          <w:sz w:val="28"/>
-          <w:szCs w:val="28"/>
-          <w:lang w:val="en-US" w:eastAsia="zh-CN"/>
-        </w:rPr>
-      </w:pPr>
-      <w:r>
-        <w:rPr>
-          <w:rFonts w:hint="eastAsia" w:ascii="宋体" w:hAnsi="宋体" w:eastAsia="宋体" w:cs="宋体"/>
-          <w:b/>
-          <w:bCs/>
-          <w:sz w:val="28"/>
-          <w:szCs w:val="28"/>
-          <w:lang w:val="en-US" w:eastAsia="zh-CN"/>
-        </w:rPr>
-        <w:t>场景1：非法源头 → 合法中转 → 未知可疑终点（典型过渡洗钱）</w:t>
-      </w:r>
-    </w:p>
-    <w:p>
-      <w:pPr>
-        <w:keepNext w:val="0"/>
-        <w:keepLines w:val="0"/>
-        <w:pageBreakBefore w:val="0"/>
-        <w:widowControl w:val="0"/>
-        <w:numPr>
-          <w:ilvl w:val="0"/>
-          <w:numId w:val="0"/>
-        </w:numPr>
-        <w:kinsoku/>
-        <w:wordWrap/>
-        <w:overflowPunct/>
-        <w:topLinePunct w:val="0"/>
-        <w:autoSpaceDE/>
-        <w:autoSpaceDN/>
-        <w:bidi w:val="0"/>
-        <w:adjustRightInd/>
-        <w:snapToGrid/>
-        <w:ind w:firstLine="560" w:firstLineChars="200"/>
-        <w:textAlignment w:val="auto"/>
-        <w:rPr>
-          <w:rFonts w:hint="eastAsia" w:ascii="宋体" w:hAnsi="宋体" w:eastAsia="宋体" w:cs="宋体"/>
-          <w:sz w:val="28"/>
-          <w:szCs w:val="28"/>
-          <w:lang w:val="en-US" w:eastAsia="zh-CN"/>
-        </w:rPr>
-      </w:pPr>
-      <w:r>
-        <w:rPr>
-          <w:rFonts w:hint="eastAsia" w:ascii="宋体" w:hAnsi="宋体" w:eastAsia="宋体" w:cs="宋体"/>
-          <w:sz w:val="28"/>
-          <w:szCs w:val="28"/>
-          <w:lang w:val="en-US" w:eastAsia="zh-CN"/>
-        </w:rPr>
-        <w:t>样例数据： 非法起始交易：232629023，一级流转：231573972（分类 2，正常账户），二级终点：232875618（unknown） 解读：非法资金先转入看似正常的交易账户，再流入无标签可疑账户，黑产在此持续沉淀赃款，属于高风险可疑链路。</w:t>
-      </w:r>
-    </w:p>
-    <w:p>
-      <w:pPr>
-        <w:keepNext w:val="0"/>
-        <w:keepLines w:val="0"/>
-        <w:pageBreakBefore w:val="0"/>
-        <w:widowControl w:val="0"/>
-        <w:numPr>
-          <w:ilvl w:val="0"/>
-          <w:numId w:val="0"/>
-        </w:numPr>
-        <w:kinsoku/>
-        <w:wordWrap/>
-        <w:overflowPunct/>
-        <w:topLinePunct w:val="0"/>
-        <w:autoSpaceDE/>
-        <w:autoSpaceDN/>
-        <w:bidi w:val="0"/>
-        <w:adjustRightInd/>
-        <w:snapToGrid/>
-        <w:textAlignment w:val="auto"/>
-        <w:rPr>
-          <w:rFonts w:hint="eastAsia" w:ascii="宋体" w:hAnsi="宋体" w:eastAsia="宋体" w:cs="宋体"/>
-          <w:b/>
-          <w:bCs/>
-          <w:sz w:val="28"/>
-          <w:szCs w:val="28"/>
-          <w:lang w:val="en-US" w:eastAsia="zh-CN"/>
-        </w:rPr>
-      </w:pPr>
-      <w:r>
-        <w:rPr>
-          <w:rFonts w:hint="eastAsia" w:ascii="宋体" w:hAnsi="宋体" w:eastAsia="宋体" w:cs="宋体"/>
-          <w:b/>
-          <w:bCs/>
-          <w:sz w:val="28"/>
-          <w:szCs w:val="28"/>
-          <w:lang w:val="en-US" w:eastAsia="zh-CN"/>
-        </w:rPr>
-        <w:t>场景2：非法源头 → 合法中转 → 合法终点（完整洗白链路，最高风险）</w:t>
-      </w:r>
-    </w:p>
-    <w:p>
-      <w:pPr>
-        <w:keepNext w:val="0"/>
-        <w:keepLines w:val="0"/>
-        <w:pageBreakBefore w:val="0"/>
-        <w:widowControl w:val="0"/>
-        <w:numPr>
-          <w:ilvl w:val="0"/>
-          <w:numId w:val="0"/>
-        </w:numPr>
-        <w:kinsoku/>
-        <w:wordWrap/>
-        <w:overflowPunct/>
-        <w:topLinePunct w:val="0"/>
-        <w:autoSpaceDE/>
-        <w:autoSpaceDN/>
-        <w:bidi w:val="0"/>
-        <w:adjustRightInd/>
-        <w:snapToGrid/>
-        <w:ind w:firstLine="560" w:firstLineChars="200"/>
-        <w:textAlignment w:val="auto"/>
-        <w:rPr>
-          <w:rFonts w:hint="eastAsia" w:ascii="宋体" w:hAnsi="宋体" w:eastAsia="宋体" w:cs="宋体"/>
-          <w:sz w:val="28"/>
-          <w:szCs w:val="28"/>
-          <w:lang w:val="en-US" w:eastAsia="zh-CN"/>
-        </w:rPr>
-      </w:pPr>
-      <w:r>
-        <w:rPr>
-          <w:rFonts w:hint="eastAsia" w:ascii="宋体" w:hAnsi="宋体" w:eastAsia="宋体" w:cs="宋体"/>
-          <w:sz w:val="28"/>
-          <w:szCs w:val="28"/>
-          <w:lang w:val="en-US" w:eastAsia="zh-CN"/>
-        </w:rPr>
-        <w:t>样例数据： 非法起始交易：16754007，一级流转：232438397（2），二级终点：92491280（2） 解读：赃款经过两层正常交易账户，完全混入合规交易网络，实现资金洗白，这类二级交易是黑产洗白的最终出口，需要重点监控拦截。</w:t>
-      </w:r>
-    </w:p>
-    <w:p>
-      <w:pPr>
-        <w:keepNext w:val="0"/>
-        <w:keepLines w:val="0"/>
-        <w:pageBreakBefore w:val="0"/>
-        <w:widowControl w:val="0"/>
-        <w:numPr>
-          <w:ilvl w:val="0"/>
-          <w:numId w:val="0"/>
-        </w:numPr>
-        <w:kinsoku/>
-        <w:wordWrap/>
-        <w:overflowPunct/>
-        <w:topLinePunct w:val="0"/>
-        <w:autoSpaceDE/>
-        <w:autoSpaceDN/>
-        <w:bidi w:val="0"/>
-        <w:adjustRightInd/>
-        <w:snapToGrid/>
-        <w:textAlignment w:val="auto"/>
-        <w:rPr>
-          <w:rFonts w:hint="eastAsia" w:ascii="宋体" w:hAnsi="宋体" w:eastAsia="宋体" w:cs="宋体"/>
-          <w:b/>
-          <w:bCs/>
-          <w:sz w:val="28"/>
-          <w:szCs w:val="28"/>
-          <w:lang w:val="en-US" w:eastAsia="zh-CN"/>
-        </w:rPr>
-      </w:pPr>
-      <w:r>
-        <w:rPr>
-          <w:rFonts w:hint="eastAsia" w:ascii="宋体" w:hAnsi="宋体" w:eastAsia="宋体" w:cs="宋体"/>
-          <w:b/>
-          <w:bCs/>
-          <w:sz w:val="28"/>
-          <w:szCs w:val="28"/>
-          <w:lang w:val="en-US" w:eastAsia="zh-CN"/>
-        </w:rPr>
-        <w:t>场景 3：非法源头 → 未知中转 → 未知终点（纯黑产内部流转）</w:t>
-      </w:r>
-    </w:p>
-    <w:p>
-      <w:pPr>
-        <w:keepNext w:val="0"/>
-        <w:keepLines w:val="0"/>
-        <w:pageBreakBefore w:val="0"/>
-        <w:widowControl w:val="0"/>
-        <w:numPr>
-          <w:ilvl w:val="0"/>
-          <w:numId w:val="0"/>
-        </w:numPr>
-        <w:kinsoku/>
-        <w:wordWrap/>
-        <w:overflowPunct/>
-        <w:topLinePunct w:val="0"/>
-        <w:autoSpaceDE/>
-        <w:autoSpaceDN/>
-        <w:bidi w:val="0"/>
-        <w:adjustRightInd/>
-        <w:snapToGrid/>
-        <w:ind w:firstLine="560" w:firstLineChars="200"/>
-        <w:textAlignment w:val="auto"/>
-        <w:rPr>
-          <w:rFonts w:hint="eastAsia" w:ascii="宋体" w:hAnsi="宋体" w:eastAsia="宋体" w:cs="宋体"/>
-          <w:sz w:val="28"/>
-          <w:szCs w:val="28"/>
-          <w:lang w:val="en-US" w:eastAsia="zh-CN"/>
-        </w:rPr>
-      </w:pPr>
-      <w:r>
-        <w:rPr>
-          <w:rFonts w:hint="eastAsia" w:ascii="宋体" w:hAnsi="宋体" w:eastAsia="宋体" w:cs="宋体"/>
-          <w:sz w:val="28"/>
-          <w:szCs w:val="28"/>
-          <w:lang w:val="en-US" w:eastAsia="zh-CN"/>
-        </w:rPr>
-        <w:t>样例数据： 非法起始交易：16742787，一级流转：39617080（unknown），二级终点：232038134（unknown） 解读：整条链路全部是未标注可疑账户，属于黑产团伙内部资金拆分、互转，用于分散大额赃款，规避风控筛</w:t>
-      </w:r>
-    </w:p>
-    <w:p>
-      <w:pPr>
-        <w:numPr>
-          <w:numId w:val="0"/>
-        </w:numPr>
-        <w:ind w:left="120" w:leftChars="0"/>
-      </w:pPr>
+        <w:ind w:firstLine="560" w:firstLineChars="200"/>
+        <w:textAlignment w:val="auto"/>
+        <w:rPr>
+          <w:rFonts w:hint="eastAsia" w:ascii="宋体" w:hAnsi="宋体" w:eastAsia="宋体" w:cs="宋体"/>
+          <w:sz w:val="28"/>
+          <w:szCs w:val="28"/>
+          <w:lang w:val="en-US" w:eastAsia="zh-CN"/>
+        </w:rPr>
+      </w:pPr>
+      <w:r>
+        <w:rPr>
+          <w:rFonts w:hint="eastAsia" w:ascii="宋体" w:hAnsi="宋体" w:eastAsia="宋体" w:cs="宋体"/>
+          <w:sz w:val="28"/>
+          <w:szCs w:val="28"/>
+          <w:lang w:val="en-US" w:eastAsia="zh-CN"/>
+        </w:rPr>
+        <w:t>结果含义:异常交易并非孤立存在，大量异常交易彼此直接关联，证明形成</w:t>
+      </w:r>
+      <w:r>
+        <w:rPr>
+          <w:rFonts w:hint="eastAsia" w:ascii="宋体" w:hAnsi="宋体" w:eastAsia="宋体" w:cs="宋体"/>
+          <w:sz w:val="28"/>
+          <w:szCs w:val="28"/>
+          <w:lang w:val="en-US" w:eastAsia="zh-CN"/>
+        </w:rPr>
+        <w:t>了非法交易团伙；异常交易同时与正常交易、未标注交易产生转账往来，说明非法资金借助普通交易进行流转、掩护；初步勾勒出整体风险交易网络的结构。</w:t>
+      </w:r>
+    </w:p>
+    <w:p>
+      <w:pPr>
+        <w:keepNext w:val="0"/>
+        <w:keepLines w:val="0"/>
+        <w:pageBreakBefore w:val="0"/>
+        <w:widowControl w:val="0"/>
+        <w:numPr>
+          <w:ilvl w:val="0"/>
+          <w:numId w:val="0"/>
+        </w:numPr>
+        <w:kinsoku/>
+        <w:wordWrap/>
+        <w:overflowPunct/>
+        <w:topLinePunct w:val="0"/>
+        <w:autoSpaceDE/>
+        <w:autoSpaceDN/>
+        <w:bidi w:val="0"/>
+        <w:adjustRightInd/>
+        <w:snapToGrid/>
+        <w:ind w:firstLine="560" w:firstLineChars="200"/>
+        <w:textAlignment w:val="auto"/>
+        <w:rPr>
+          <w:rFonts w:hint="eastAsia" w:ascii="宋体" w:hAnsi="宋体" w:eastAsia="宋体" w:cs="宋体"/>
+          <w:sz w:val="28"/>
+          <w:szCs w:val="28"/>
+          <w:lang w:val="en-US" w:eastAsia="zh-CN"/>
+        </w:rPr>
+      </w:pPr>
+      <w:r>
+        <w:rPr>
+          <w:rFonts w:hint="eastAsia" w:ascii="宋体" w:hAnsi="宋体" w:eastAsia="宋体" w:cs="宋体"/>
+          <w:sz w:val="28"/>
+          <w:szCs w:val="28"/>
+          <w:lang w:val="en-US" w:eastAsia="zh-CN"/>
+        </w:rPr>
+        <w:t>2.查找正常交易至异常交易的中转链路</w:t>
+      </w:r>
+    </w:p>
+    <w:p>
+      <w:pPr>
+        <w:keepNext w:val="0"/>
+        <w:keepLines w:val="0"/>
+        <w:pageBreakBefore w:val="0"/>
+        <w:widowControl w:val="0"/>
+        <w:numPr>
+          <w:ilvl w:val="0"/>
+          <w:numId w:val="0"/>
+        </w:numPr>
+        <w:kinsoku/>
+        <w:wordWrap/>
+        <w:overflowPunct/>
+        <w:topLinePunct w:val="0"/>
+        <w:autoSpaceDE/>
+        <w:autoSpaceDN/>
+        <w:bidi w:val="0"/>
+        <w:adjustRightInd/>
+        <w:snapToGrid/>
+        <w:textAlignment w:val="auto"/>
+      </w:pPr>
+      <w:r>
+        <w:drawing>
+          <wp:inline distT="0" distB="0" distL="114300" distR="114300">
+            <wp:extent cx="5323840" cy="2858770"/>
+            <wp:effectExtent l="0" t="0" r="635" b="8255"/>
+            <wp:docPr id="3" name="图片 3"/>
+            <wp:cNvGraphicFramePr>
+              <a:graphicFrameLocks xmlns:a="http://schemas.openxmlformats.org/drawingml/2006/main" noChangeAspect="1"/>
+            </wp:cNvGraphicFramePr>
+            <a:graphic xmlns:a="http://schemas.openxmlformats.org/drawingml/2006/main">
+              <a:graphicData uri="http://schemas.openxmlformats.org/drawingml/2006/picture">
+                <pic:pic xmlns:pic="http://schemas.openxmlformats.org/drawingml/2006/picture">
+                  <pic:nvPicPr>
+                    <pic:cNvPr id="3" name="图片 3"/>
+                    <pic:cNvPicPr>
+                      <a:picLocks noChangeAspect="1"/>
+                    </pic:cNvPicPr>
+                  </pic:nvPicPr>
+                  <pic:blipFill>
+                    <a:blip r:embed="rId5"/>
+                    <a:stretch>
+                      <a:fillRect/>
+                    </a:stretch>
+                  </pic:blipFill>
+                  <pic:spPr>
+                    <a:xfrm>
+                      <a:off x="0" y="0"/>
+                      <a:ext cx="5323840" cy="2858770"/>
+                    </a:xfrm>
+                    <a:prstGeom prst="rect">
+                      <a:avLst/>
+                    </a:prstGeom>
+                    <a:noFill/>
+                    <a:ln>
+                      <a:noFill/>
+                    </a:ln>
+                  </pic:spPr>
+                </pic:pic>
+              </a:graphicData>
+            </a:graphic>
+          </wp:inline>
+        </w:drawing>
+      </w:r>
+    </w:p>
+    <w:p>
+      <w:pPr>
+        <w:keepNext w:val="0"/>
+        <w:keepLines w:val="0"/>
+        <w:pageBreakBefore w:val="0"/>
+        <w:widowControl w:val="0"/>
+        <w:numPr>
+          <w:ilvl w:val="0"/>
+          <w:numId w:val="0"/>
+        </w:numPr>
+        <w:kinsoku/>
+        <w:wordWrap/>
+        <w:overflowPunct/>
+        <w:topLinePunct w:val="0"/>
+        <w:autoSpaceDE/>
+        <w:autoSpaceDN/>
+        <w:bidi w:val="0"/>
+        <w:adjustRightInd/>
+        <w:snapToGrid/>
+        <w:ind w:firstLine="560" w:firstLineChars="200"/>
+        <w:textAlignment w:val="auto"/>
+        <w:rPr>
+          <w:rFonts w:hint="eastAsia" w:ascii="宋体" w:hAnsi="宋体" w:eastAsia="宋体" w:cs="宋体"/>
+          <w:sz w:val="28"/>
+          <w:szCs w:val="28"/>
+          <w:lang w:val="en-US" w:eastAsia="zh-CN"/>
+        </w:rPr>
+      </w:pPr>
+      <w:r>
+        <w:rPr>
+          <w:rFonts w:hint="eastAsia" w:ascii="宋体" w:hAnsi="宋体" w:eastAsia="宋体" w:cs="宋体"/>
+          <w:sz w:val="28"/>
+          <w:szCs w:val="28"/>
+          <w:lang w:val="en-US" w:eastAsia="zh-CN"/>
+        </w:rPr>
+        <w:t>结果含义:1 跳链路：正常交易直接向异常交易转账，属于显性风险行为；2 跳链路：资金通过中间账户中转后流入异常交易，是典型的资金洗白手段，不法分子利用多层中转规避监管；该类链路是反洗钱、非法交易排查的核心目标。</w:t>
+      </w:r>
+    </w:p>
+    <w:p>
+      <w:pPr>
+        <w:keepNext w:val="0"/>
+        <w:keepLines w:val="0"/>
+        <w:pageBreakBefore w:val="0"/>
+        <w:widowControl w:val="0"/>
+        <w:numPr>
+          <w:ilvl w:val="0"/>
+          <w:numId w:val="0"/>
+        </w:numPr>
+        <w:kinsoku/>
+        <w:wordWrap/>
+        <w:overflowPunct/>
+        <w:topLinePunct w:val="0"/>
+        <w:autoSpaceDE/>
+        <w:autoSpaceDN/>
+        <w:bidi w:val="0"/>
+        <w:adjustRightInd/>
+        <w:snapToGrid/>
+        <w:ind w:firstLine="560" w:firstLineChars="200"/>
+        <w:textAlignment w:val="auto"/>
+        <w:rPr>
+          <w:rFonts w:hint="eastAsia" w:ascii="宋体" w:hAnsi="宋体" w:eastAsia="宋体" w:cs="宋体"/>
+          <w:sz w:val="28"/>
+          <w:szCs w:val="28"/>
+          <w:lang w:val="en-US" w:eastAsia="zh-CN"/>
+        </w:rPr>
+      </w:pPr>
+      <w:r>
+        <w:rPr>
+          <w:rFonts w:hint="eastAsia" w:ascii="宋体" w:hAnsi="宋体" w:eastAsia="宋体" w:cs="宋体"/>
+          <w:sz w:val="28"/>
+          <w:szCs w:val="28"/>
+          <w:lang w:val="en-US" w:eastAsia="zh-CN"/>
+        </w:rPr>
+        <w:t>3.统计异常交易关联分布</w:t>
+      </w:r>
+    </w:p>
+    <w:p>
+      <w:pPr>
+        <w:keepNext w:val="0"/>
+        <w:keepLines w:val="0"/>
+        <w:pageBreakBefore w:val="0"/>
+        <w:widowControl w:val="0"/>
+        <w:numPr>
+          <w:ilvl w:val="0"/>
+          <w:numId w:val="0"/>
+        </w:numPr>
+        <w:kinsoku/>
+        <w:wordWrap/>
+        <w:overflowPunct/>
+        <w:topLinePunct w:val="0"/>
+        <w:autoSpaceDE/>
+        <w:autoSpaceDN/>
+        <w:bidi w:val="0"/>
+        <w:adjustRightInd/>
+        <w:snapToGrid/>
+        <w:textAlignment w:val="auto"/>
+      </w:pPr>
+      <w:r>
+        <w:drawing>
+          <wp:inline distT="0" distB="0" distL="114300" distR="114300">
+            <wp:extent cx="5271135" cy="1536065"/>
+            <wp:effectExtent l="0" t="0" r="5715" b="6985"/>
+            <wp:docPr id="4" name="图片 4"/>
+            <wp:cNvGraphicFramePr>
+              <a:graphicFrameLocks xmlns:a="http://schemas.openxmlformats.org/drawingml/2006/main" noChangeAspect="1"/>
+            </wp:cNvGraphicFramePr>
+            <a:graphic xmlns:a="http://schemas.openxmlformats.org/drawingml/2006/main">
+              <a:graphicData uri="http://schemas.openxmlformats.org/drawingml/2006/picture">
+                <pic:pic xmlns:pic="http://schemas.openxmlformats.org/drawingml/2006/picture">
+                  <pic:nvPicPr>
+                    <pic:cNvPr id="4" name="图片 4"/>
+                    <pic:cNvPicPr>
+                      <a:picLocks noChangeAspect="1"/>
+                    </pic:cNvPicPr>
+                  </pic:nvPicPr>
+                  <pic:blipFill>
+                    <a:blip r:embed="rId6"/>
+                    <a:stretch>
+                      <a:fillRect/>
+                    </a:stretch>
+                  </pic:blipFill>
+                  <pic:spPr>
+                    <a:xfrm>
+                      <a:off x="0" y="0"/>
+                      <a:ext cx="5271135" cy="1536065"/>
+                    </a:xfrm>
+                    <a:prstGeom prst="rect">
+                      <a:avLst/>
+                    </a:prstGeom>
+                    <a:noFill/>
+                    <a:ln>
+                      <a:noFill/>
+                    </a:ln>
+                  </pic:spPr>
+                </pic:pic>
+              </a:graphicData>
+            </a:graphic>
+          </wp:inline>
+        </w:drawing>
+      </w:r>
+    </w:p>
+    <w:p>
+      <w:pPr>
+        <w:keepNext w:val="0"/>
+        <w:keepLines w:val="0"/>
+        <w:pageBreakBefore w:val="0"/>
+        <w:widowControl w:val="0"/>
+        <w:numPr>
+          <w:ilvl w:val="0"/>
+          <w:numId w:val="0"/>
+        </w:numPr>
+        <w:kinsoku/>
+        <w:wordWrap/>
+        <w:overflowPunct/>
+        <w:topLinePunct w:val="0"/>
+        <w:autoSpaceDE/>
+        <w:autoSpaceDN/>
+        <w:bidi w:val="0"/>
+        <w:adjustRightInd/>
+        <w:snapToGrid/>
+        <w:ind w:firstLine="560" w:firstLineChars="200"/>
+        <w:textAlignment w:val="auto"/>
+        <w:rPr>
+          <w:rFonts w:hint="eastAsia" w:ascii="宋体" w:hAnsi="宋体" w:eastAsia="宋体" w:cs="宋体"/>
+          <w:sz w:val="28"/>
+          <w:szCs w:val="28"/>
+          <w:lang w:val="en-US" w:eastAsia="zh-CN"/>
+        </w:rPr>
+      </w:pPr>
+      <w:r>
+        <w:rPr>
+          <w:rFonts w:hint="eastAsia" w:ascii="宋体" w:hAnsi="宋体" w:eastAsia="宋体" w:cs="宋体"/>
+          <w:sz w:val="28"/>
+          <w:szCs w:val="28"/>
+          <w:lang w:val="en-US" w:eastAsia="zh-CN"/>
+        </w:rPr>
+        <w:t>异常交易和大量未标注交易产生转账往来，和纯异常、纯正常交易的关联相对少；</w:t>
+      </w:r>
+    </w:p>
+    <w:p>
+      <w:pPr>
+        <w:keepNext w:val="0"/>
+        <w:keepLines w:val="0"/>
+        <w:pageBreakBefore w:val="0"/>
+        <w:widowControl w:val="0"/>
+        <w:numPr>
+          <w:ilvl w:val="0"/>
+          <w:numId w:val="0"/>
+        </w:numPr>
+        <w:kinsoku/>
+        <w:wordWrap/>
+        <w:overflowPunct/>
+        <w:topLinePunct w:val="0"/>
+        <w:autoSpaceDE/>
+        <w:autoSpaceDN/>
+        <w:bidi w:val="0"/>
+        <w:adjustRightInd/>
+        <w:snapToGrid/>
+        <w:ind w:firstLine="560" w:firstLineChars="200"/>
+        <w:textAlignment w:val="auto"/>
+        <w:rPr>
+          <w:rFonts w:hint="eastAsia" w:ascii="宋体" w:hAnsi="宋体" w:eastAsia="宋体" w:cs="宋体"/>
+          <w:sz w:val="28"/>
+          <w:szCs w:val="28"/>
+          <w:lang w:val="en-US" w:eastAsia="zh-CN"/>
+        </w:rPr>
+      </w:pPr>
+      <w:r>
+        <w:rPr>
+          <w:rFonts w:hint="eastAsia" w:ascii="宋体" w:hAnsi="宋体" w:eastAsia="宋体" w:cs="宋体"/>
+          <w:sz w:val="28"/>
+          <w:szCs w:val="28"/>
+          <w:lang w:val="en-US" w:eastAsia="zh-CN"/>
+        </w:rPr>
+        <w:t xml:space="preserve"> 从风控角度解读： 不法分子刻意使用未标注账户作为主要中转节点，隐藏非法资金流向，规避监管识别；未标注交易成为异常资金流转的主要载体，这类账户风险等级极高，是后续重点排查对象。</w:t>
+      </w:r>
     </w:p>
     <w:p>
       <w:pPr>
@@ -809,56 +1287,45 @@
           <w:szCs w:val="28"/>
           <w:lang w:val="en-US" w:eastAsia="zh-CN"/>
         </w:rPr>
-        <w:t>这段时间我学习并使用了TuGraph平台，结合比特币交易数据集做实操练习，整体收获不少。 刚开始接触图数据库，和之前学的传统数据库思路不太一样，花了点时间理解节点、边这些基础概念。平台搭建不算复杂，但导入数据、写查询语句时，经常因为字段名称、大小写不匹配出现报错，来回核对调试，慢慢才上手。</w:t>
-      </w:r>
-    </w:p>
-    <w:p>
-      <w:pPr>
-        <w:keepNext w:val="0"/>
-        <w:keepLines w:val="0"/>
-        <w:pageBreakBefore w:val="0"/>
-        <w:widowControl w:val="0"/>
-        <w:numPr>
-          <w:ilvl w:val="0"/>
-          <w:numId w:val="0"/>
-        </w:numPr>
-        <w:kinsoku/>
-        <w:wordWrap/>
-        <w:overflowPunct/>
-        <w:topLinePunct w:val="0"/>
-        <w:autoSpaceDE/>
-        <w:autoSpaceDN/>
-        <w:bidi w:val="0"/>
-        <w:adjustRightInd/>
-        <w:snapToGrid/>
-        <w:ind w:firstLine="560" w:firstLineChars="200"/>
-        <w:textAlignment w:val="auto"/>
-        <w:rPr>
-          <w:rFonts w:hint="eastAsia" w:ascii="宋体" w:hAnsi="宋体" w:eastAsia="宋体" w:cs="宋体"/>
-          <w:sz w:val="28"/>
-          <w:szCs w:val="28"/>
-          <w:lang w:val="en-US" w:eastAsia="zh-CN"/>
-        </w:rPr>
-      </w:pPr>
-      <w:r>
-        <w:rPr>
-          <w:rFonts w:hint="eastAsia" w:ascii="宋体" w:hAnsi="宋体" w:eastAsia="宋体" w:cs="宋体"/>
-          <w:sz w:val="28"/>
-          <w:szCs w:val="28"/>
-          <w:lang w:val="en-US" w:eastAsia="zh-CN"/>
-        </w:rPr>
-        <w:t xml:space="preserve"> TuGraph最大的优点就是可视化效果很好。我们把交易当作节点、资金流向当作连线，原本一堆枯燥的编号数据，变成了直观的网络图。追踪非法资金流转路径时，能清楚看到钱从哪里流出、经过哪些中转，很容易发现可疑的交易链路。用聚合查询统计各类交易数量，也能快速掌握整体数据情况，操作简单又实用</w:t>
-      </w:r>
-      <w:bookmarkStart w:id="0" w:name="_GoBack"/>
-      <w:bookmarkEnd w:id="0"/>
-      <w:r>
-        <w:rPr>
-          <w:rFonts w:hint="eastAsia" w:ascii="宋体" w:hAnsi="宋体" w:eastAsia="宋体" w:cs="宋体"/>
-          <w:sz w:val="28"/>
-          <w:szCs w:val="28"/>
-          <w:lang w:val="en-US" w:eastAsia="zh-CN"/>
-        </w:rPr>
-        <w:t xml:space="preserve">。 </w:t>
+        <w:t>这段时间我学习并使用了TuGraph平台，结合比特币交易数据集做实操练习，整体收获不少。刚开始接触图数据库，和之前学的传统数据库思路不太一样，花了点时间去理解节点、边这些基础概念。平台搭建不算复杂，但导入数据、写查询语句时，经常因为字段名称、大小写不匹配出现报错，来回核对调试，慢慢才上手。</w:t>
+      </w:r>
+    </w:p>
+    <w:p>
+      <w:pPr>
+        <w:keepNext w:val="0"/>
+        <w:keepLines w:val="0"/>
+        <w:pageBreakBefore w:val="0"/>
+        <w:widowControl w:val="0"/>
+        <w:numPr>
+          <w:ilvl w:val="0"/>
+          <w:numId w:val="0"/>
+        </w:numPr>
+        <w:kinsoku/>
+        <w:wordWrap/>
+        <w:overflowPunct/>
+        <w:topLinePunct w:val="0"/>
+        <w:autoSpaceDE/>
+        <w:autoSpaceDN/>
+        <w:bidi w:val="0"/>
+        <w:adjustRightInd/>
+        <w:snapToGrid/>
+        <w:ind w:firstLine="560" w:firstLineChars="200"/>
+        <w:textAlignment w:val="auto"/>
+        <w:rPr>
+          <w:rFonts w:hint="eastAsia" w:ascii="宋体" w:hAnsi="宋体" w:eastAsia="宋体" w:cs="宋体"/>
+          <w:sz w:val="28"/>
+          <w:szCs w:val="28"/>
+          <w:lang w:val="en-US" w:eastAsia="zh-CN"/>
+        </w:rPr>
+      </w:pPr>
+      <w:r>
+        <w:rPr>
+          <w:rFonts w:hint="eastAsia" w:ascii="宋体" w:hAnsi="宋体" w:eastAsia="宋体" w:cs="宋体"/>
+          <w:sz w:val="28"/>
+          <w:szCs w:val="28"/>
+          <w:lang w:val="en-US" w:eastAsia="zh-CN"/>
+        </w:rPr>
+        <w:t xml:space="preserve"> TuGraph最大的优点就是可视化效果很好。我们把交易当作节点、资金流向当作连线，原本一堆枯燥的编号数据，变成了直观的网络图。追踪非法资金流转路径时，能清楚看到钱从哪里流出、经过哪些中转，很容易发现可疑的交易链路。用聚合查询统计各类交易数量，也能快速掌握整体数据情况，操作简单又实用。 </w:t>
       </w:r>
     </w:p>
     <w:p>
@@ -934,7 +1401,7 @@
           <w:szCs w:val="28"/>
           <w:lang w:val="en-US" w:eastAsia="zh-CN"/>
         </w:rPr>
-        <w:t>总的来说，这次实操让我弄懂了图数据库的用途，也学会了基础查询和数据分析。我真切感受到，处理交易、社交这类有关联关系的数据，图数据库特别有优势。不仅锻炼了动手能力，也让我把课本知识用到了实际场景里，学到了不少实用技能。</w:t>
+        <w:t>总的来说，这次实操让我了解了图数据库的用途，也学会了基础查询和数据分析。我真切感受到，处理交易、社交这类有关联关系的数据，图数据库特别有优势。不仅锻炼了动手能力，也让我把课本知识用到了实际场景里，学到了不少实用技能。</w:t>
       </w:r>
     </w:p>
     <w:p>
@@ -971,6 +1438,21 @@
 <file path=word/numbering.xml><?xml version="1.0" encoding="utf-8"?>
 <w:numbering xmlns:wpc="http://schemas.microsoft.com/office/word/2010/wordprocessingCanvas" xmlns:mc="http://schemas.openxmlformats.org/markup-compatibility/2006" xmlns:o="urn:schemas-microsoft-com:office:office" xmlns:r="http://schemas.openxmlformats.org/officeDocument/2006/relationships" xmlns:m="http://schemas.openxmlformats.org/officeDocument/2006/math" xmlns:v="urn:schemas-microsoft-com:vml" xmlns:wp14="http://schemas.microsoft.com/office/word/2010/wordprocessingDrawing" xmlns:wp="http://schemas.openxmlformats.org/drawingml/2006/wordprocessingDrawing" xmlns:w10="urn:schemas-microsoft-com:office:word" xmlns:w="http://schemas.openxmlformats.org/wordprocessingml/2006/main" xmlns:w14="http://schemas.microsoft.com/office/word/2010/wordml" xmlns:wpg="http://schemas.microsoft.com/office/word/2010/wordprocessingGroup" xmlns:wpi="http://schemas.microsoft.com/office/word/2010/wordprocessingInk" xmlns:wne="http://schemas.microsoft.com/office/word/2006/wordml" xmlns:wps="http://schemas.microsoft.com/office/word/2010/wordprocessingShape" xmlns:wpsCustomData="http://www.wps.cn/officeDocument/2013/wpsCustomData" mc:Ignorable="w14 wp14">
   <w:abstractNum w:abstractNumId="0">
+    <w:nsid w:val="AEF2BCDF"/>
+    <w:multiLevelType w:val="singleLevel"/>
+    <w:tmpl w:val="AEF2BCDF"/>
+    <w:lvl w:ilvl="0" w:tentative="0">
+      <w:start w:val="1"/>
+      <w:numFmt w:val="chineseCounting"/>
+      <w:suff w:val="nothing"/>
+      <w:lvlText w:val="（%1）"/>
+      <w:lvlJc w:val="left"/>
+      <w:rPr>
+        <w:rFonts w:hint="eastAsia"/>
+      </w:rPr>
+    </w:lvl>
+  </w:abstractNum>
+  <w:abstractNum w:abstractNumId="1">
     <w:nsid w:val="E4319740"/>
     <w:multiLevelType w:val="singleLevel"/>
     <w:tmpl w:val="E4319740"/>
@@ -987,6 +1469,9 @@
     </w:lvl>
   </w:abstractNum>
   <w:num w:numId="1">
+    <w:abstractNumId w:val="1"/>
+  </w:num>
+  <w:num w:numId="2">
     <w:abstractNumId w:val="0"/>
   </w:num>
 </w:numbering>
@@ -1068,7 +1553,7 @@
     <w:lsdException w:qFormat="1" w:unhideWhenUsed="0" w:uiPriority="0" w:semiHidden="0" w:name="Title"/>
     <w:lsdException w:unhideWhenUsed="0" w:uiPriority="0" w:semiHidden="0" w:name="Closing"/>
     <w:lsdException w:unhideWhenUsed="0" w:uiPriority="0" w:semiHidden="0" w:name="Signature"/>
-    <w:lsdException w:unhideWhenUsed="0" w:uiPriority="0" w:name="Default Paragraph Font"/>
+    <w:lsdException w:qFormat="1" w:unhideWhenUsed="0" w:uiPriority="0" w:name="Default Paragraph Font"/>
     <w:lsdException w:unhideWhenUsed="0" w:uiPriority="0" w:semiHidden="0" w:name="Body Text"/>
     <w:lsdException w:unhideWhenUsed="0" w:uiPriority="0" w:semiHidden="0" w:name="Body Text Indent"/>
     <w:lsdException w:unhideWhenUsed="0" w:uiPriority="0" w:semiHidden="0" w:name="List Continue"/>
@@ -1099,7 +1584,7 @@
     <w:lsdException w:unhideWhenUsed="0" w:uiPriority="0" w:semiHidden="0" w:name="HTML Acronym"/>
     <w:lsdException w:unhideWhenUsed="0" w:uiPriority="0" w:semiHidden="0" w:name="HTML Address"/>
     <w:lsdException w:unhideWhenUsed="0" w:uiPriority="0" w:semiHidden="0" w:name="HTML Cite"/>
-    <w:lsdException w:unhideWhenUsed="0" w:uiPriority="0" w:semiHidden="0" w:name="HTML Code"/>
+    <w:lsdException w:qFormat="1" w:unhideWhenUsed="0" w:uiPriority="0" w:semiHidden="0" w:name="HTML Code"/>
     <w:lsdException w:unhideWhenUsed="0" w:uiPriority="0" w:semiHidden="0" w:name="HTML Definition"/>
     <w:lsdException w:unhideWhenUsed="0" w:uiPriority="0" w:semiHidden="0" w:name="HTML Keyboard"/>
     <w:lsdException w:unhideWhenUsed="0" w:uiPriority="0" w:semiHidden="0" w:name="HTML Preformatted"/>
@@ -1310,12 +1795,57 @@
       <w:lang w:val="en-US" w:eastAsia="zh-CN" w:bidi="ar"/>
     </w:rPr>
   </w:style>
-  <w:style w:type="character" w:default="1" w:styleId="5">
+  <w:style w:type="paragraph" w:styleId="4">
+    <w:name w:val="heading 4"/>
+    <w:basedOn w:val="1"/>
+    <w:next w:val="1"/>
+    <w:semiHidden/>
+    <w:unhideWhenUsed/>
+    <w:qFormat/>
+    <w:uiPriority w:val="0"/>
+    <w:pPr>
+      <w:spacing w:before="0" w:beforeAutospacing="1" w:after="0" w:afterAutospacing="1"/>
+      <w:jc w:val="left"/>
+    </w:pPr>
+    <w:rPr>
+      <w:rFonts w:hint="eastAsia" w:ascii="宋体" w:hAnsi="宋体" w:eastAsia="宋体" w:cs="宋体"/>
+      <w:b/>
+      <w:bCs/>
+      <w:kern w:val="0"/>
+      <w:sz w:val="24"/>
+      <w:szCs w:val="24"/>
+      <w:lang w:val="en-US" w:eastAsia="zh-CN" w:bidi="ar"/>
+    </w:rPr>
+  </w:style>
+  <w:style w:type="paragraph" w:styleId="5">
+    <w:name w:val="heading 5"/>
+    <w:basedOn w:val="1"/>
+    <w:next w:val="1"/>
+    <w:semiHidden/>
+    <w:unhideWhenUsed/>
+    <w:qFormat/>
+    <w:uiPriority w:val="0"/>
+    <w:pPr>
+      <w:spacing w:before="0" w:beforeAutospacing="1" w:after="0" w:afterAutospacing="1"/>
+      <w:jc w:val="left"/>
+    </w:pPr>
+    <w:rPr>
+      <w:rFonts w:hint="eastAsia" w:ascii="宋体" w:hAnsi="宋体" w:eastAsia="宋体" w:cs="宋体"/>
+      <w:b/>
+      <w:bCs/>
+      <w:kern w:val="0"/>
+      <w:sz w:val="20"/>
+      <w:szCs w:val="20"/>
+      <w:lang w:val="en-US" w:eastAsia="zh-CN" w:bidi="ar"/>
+    </w:rPr>
+  </w:style>
+  <w:style w:type="character" w:default="1" w:styleId="8">
     <w:name w:val="Default Paragraph Font"/>
     <w:semiHidden/>
+    <w:qFormat/>
     <w:uiPriority w:val="0"/>
   </w:style>
-  <w:style w:type="table" w:default="1" w:styleId="4">
+  <w:style w:type="table" w:default="1" w:styleId="7">
     <w:name w:val="Normal Table"/>
     <w:semiHidden/>
     <w:qFormat/>
@@ -1329,18 +1859,52 @@
       </w:tblCellMar>
     </w:tblPr>
   </w:style>
-  <w:style w:type="character" w:styleId="6">
+  <w:style w:type="paragraph" w:styleId="6">
+    <w:name w:val="HTML Preformatted"/>
+    <w:basedOn w:val="1"/>
+    <w:uiPriority w:val="0"/>
+    <w:pPr>
+      <w:tabs>
+        <w:tab w:val="left" w:pos="916"/>
+        <w:tab w:val="left" w:pos="1832"/>
+        <w:tab w:val="left" w:pos="2748"/>
+        <w:tab w:val="left" w:pos="3664"/>
+        <w:tab w:val="left" w:pos="4580"/>
+        <w:tab w:val="left" w:pos="5496"/>
+        <w:tab w:val="left" w:pos="6412"/>
+        <w:tab w:val="left" w:pos="7328"/>
+        <w:tab w:val="left" w:pos="8244"/>
+        <w:tab w:val="left" w:pos="9160"/>
+        <w:tab w:val="left" w:pos="10076"/>
+        <w:tab w:val="left" w:pos="10992"/>
+        <w:tab w:val="left" w:pos="11908"/>
+        <w:tab w:val="left" w:pos="12824"/>
+        <w:tab w:val="left" w:pos="13740"/>
+        <w:tab w:val="left" w:pos="14656"/>
+      </w:tabs>
+      <w:jc w:val="left"/>
+    </w:pPr>
+    <w:rPr>
+      <w:rFonts w:hint="eastAsia" w:ascii="宋体" w:hAnsi="宋体" w:eastAsia="宋体" w:cs="宋体"/>
+      <w:kern w:val="0"/>
+      <w:sz w:val="24"/>
+      <w:szCs w:val="24"/>
+      <w:lang w:val="en-US" w:eastAsia="zh-CN" w:bidi="ar"/>
+    </w:rPr>
+  </w:style>
+  <w:style w:type="character" w:styleId="9">
     <w:name w:val="Strong"/>
-    <w:basedOn w:val="5"/>
+    <w:basedOn w:val="8"/>
     <w:qFormat/>
     <w:uiPriority w:val="0"/>
     <w:rPr>
       <w:b/>
     </w:rPr>
   </w:style>
-  <w:style w:type="character" w:styleId="7">
+  <w:style w:type="character" w:styleId="10">
     <w:name w:val="HTML Code"/>
-    <w:basedOn w:val="5"/>
+    <w:basedOn w:val="8"/>
+    <w:qFormat/>
     <w:uiPriority w:val="0"/>
     <w:rPr>
       <w:rFonts w:ascii="Courier New" w:hAnsi="Courier New"/>

--- a/实验2.docx
+++ b/实验2.docx
@@ -40,8 +40,6 @@
           <w:lang w:val="en-US" w:eastAsia="zh-CN"/>
         </w:rPr>
       </w:pPr>
-      <w:bookmarkStart w:id="0" w:name="_GoBack"/>
-      <w:bookmarkEnd w:id="0"/>
       <w:r>
         <w:rPr>
           <w:rFonts w:hint="eastAsia" w:ascii="宋体" w:hAnsi="宋体" w:eastAsia="宋体" w:cs="宋体"/>
@@ -758,7 +756,7 @@
           <w:szCs w:val="28"/>
           <w:lang w:val="en-US" w:eastAsia="zh-CN"/>
         </w:rPr>
-        <w:t>实验步骤、代码、结果含义</w:t>
+        <w:t>实验步骤、代码（如图）、结果含义</w:t>
       </w:r>
     </w:p>
     <w:p>
@@ -806,6 +804,7 @@
         <w:pageBreakBefore w:val="0"/>
         <w:widowControl w:val="0"/>
         <w:numPr>
+          <w:ilvl w:val="0"/>
           <w:numId w:val="0"/>
         </w:numPr>
         <w:kinsoku/>
@@ -863,52 +862,45 @@
           </wp:inline>
         </w:drawing>
       </w:r>
-    </w:p>
-    <w:p>
-      <w:pPr>
-        <w:keepNext w:val="0"/>
-        <w:keepLines w:val="0"/>
-        <w:pageBreakBefore w:val="0"/>
-        <w:widowControl w:val="0"/>
-        <w:numPr>
-          <w:ilvl w:val="0"/>
-          <w:numId w:val="0"/>
-        </w:numPr>
-        <w:kinsoku/>
-        <w:wordWrap/>
-        <w:overflowPunct/>
-        <w:topLinePunct w:val="0"/>
-        <w:autoSpaceDE/>
-        <w:autoSpaceDN/>
-        <w:bidi w:val="0"/>
-        <w:adjustRightInd/>
-        <w:snapToGrid/>
-        <w:ind w:firstLine="560" w:firstLineChars="200"/>
-        <w:textAlignment w:val="auto"/>
-        <w:rPr>
-          <w:rFonts w:hint="eastAsia" w:ascii="宋体" w:hAnsi="宋体" w:eastAsia="宋体" w:cs="宋体"/>
-          <w:sz w:val="28"/>
-          <w:szCs w:val="28"/>
-          <w:lang w:val="en-US" w:eastAsia="zh-CN"/>
-        </w:rPr>
-      </w:pPr>
-      <w:r>
-        <w:rPr>
-          <w:rFonts w:hint="eastAsia" w:ascii="宋体" w:hAnsi="宋体" w:eastAsia="宋体" w:cs="宋体"/>
-          <w:sz w:val="28"/>
-          <w:szCs w:val="28"/>
-          <w:lang w:val="en-US" w:eastAsia="zh-CN"/>
-        </w:rPr>
-        <w:t>结果含义:异常交易并非孤立存在，大量异常交易彼此直接关联，证明形成</w:t>
-      </w:r>
-      <w:r>
-        <w:rPr>
-          <w:rFonts w:hint="eastAsia" w:ascii="宋体" w:hAnsi="宋体" w:eastAsia="宋体" w:cs="宋体"/>
-          <w:sz w:val="28"/>
-          <w:szCs w:val="28"/>
-          <w:lang w:val="en-US" w:eastAsia="zh-CN"/>
-        </w:rPr>
-        <w:t>了非法交易团伙；异常交易同时与正常交易、未标注交易产生转账往来，说明非法资金借助普通交易进行流转、掩护；初步勾勒出整体风险交易网络的结构。</w:t>
+      <w:bookmarkStart w:id="0" w:name="_GoBack"/>
+      <w:bookmarkEnd w:id="0"/>
+    </w:p>
+    <w:p>
+      <w:pPr>
+        <w:keepNext w:val="0"/>
+        <w:keepLines w:val="0"/>
+        <w:pageBreakBefore w:val="0"/>
+        <w:widowControl w:val="0"/>
+        <w:numPr>
+          <w:ilvl w:val="0"/>
+          <w:numId w:val="0"/>
+        </w:numPr>
+        <w:kinsoku/>
+        <w:wordWrap/>
+        <w:overflowPunct/>
+        <w:topLinePunct w:val="0"/>
+        <w:autoSpaceDE/>
+        <w:autoSpaceDN/>
+        <w:bidi w:val="0"/>
+        <w:adjustRightInd/>
+        <w:snapToGrid/>
+        <w:ind w:firstLine="560" w:firstLineChars="200"/>
+        <w:textAlignment w:val="auto"/>
+        <w:rPr>
+          <w:rFonts w:hint="eastAsia" w:ascii="宋体" w:hAnsi="宋体" w:eastAsia="宋体" w:cs="宋体"/>
+          <w:sz w:val="28"/>
+          <w:szCs w:val="28"/>
+          <w:lang w:val="en-US" w:eastAsia="zh-CN"/>
+        </w:rPr>
+      </w:pPr>
+      <w:r>
+        <w:rPr>
+          <w:rFonts w:hint="eastAsia" w:ascii="宋体" w:hAnsi="宋体" w:eastAsia="宋体" w:cs="宋体"/>
+          <w:sz w:val="28"/>
+          <w:szCs w:val="28"/>
+          <w:lang w:val="en-US" w:eastAsia="zh-CN"/>
+        </w:rPr>
+        <w:t>结果含义:异常交易并非孤立存在，大量异常交易彼此直接关联，证明形成了非法交易团伙；异常交易同时与正常交易、未标注交易产生转账往来，说明非法资金借助普通交易进行流转、掩护；初步勾勒出整体风险交易网络的结构。</w:t>
       </w:r>
     </w:p>
     <w:p>
